--- a/tests/org.obeonetwork.m2doc.tests/resources/template/withAsBookmarkRefCall/withAsBookmarkRefCall-expected-generation.docx
+++ b/tests/org.obeonetwork.m2doc.tests/resources/template/withAsBookmarkRefCall/withAsBookmarkRefCall-expected-generation.docx
@@ -42,23 +42,23 @@
         <w:t/>
       </w:r>
       <w:r/>
-      <w:r w:rsidR="24A09F96216BBC8F672A43B6E804B960">
+      <w:r w:rsidR="4EDF3938F64BBA9651A8D93A15317583">
         <w:fldChar w:fldCharType="begin"/>
       </w:r>
-      <w:r w:rsidR="24A09F96216BBC8F672A43B6E804B960">
+      <w:r w:rsidR="4EDF3938F64BBA9651A8D93A15317583">
         <w:instrText xml:space="preserve"> REF testid \h </w:instrText>
       </w:r>
-      <w:r w:rsidR="24A09F96216BBC8F672A43B6E804B960">
+      <w:r w:rsidR="4EDF3938F64BBA9651A8D93A15317583">
         <w:fldChar w:fldCharType="separate"/>
       </w:r>
-      <w:r w:rsidR="24A09F96216BBC8F672A43B6E804B960">
+      <w:r w:rsidR="4EDF3938F64BBA9651A8D93A15317583">
         <w:rPr>
           <w:noProof/>
           <w:b w:val="on"/>
         </w:rPr>
         <w:t>testidref1</w:t>
       </w:r>
-      <w:r w:rsidR="24A09F96216BBC8F672A43B6E804B960">
+      <w:r w:rsidR="4EDF3938F64BBA9651A8D93A15317583">
         <w:fldChar w:fldCharType="end"/>
       </w:r>
     </w:p>
@@ -74,14 +74,14 @@
         </w:rPr>
         <w:t/>
       </w:r>
-      <w:bookmarkStart w:name="testid" w:id="80716598190710763479652644399954899514"/>
+      <w:bookmarkStart w:name="testid" w:id="133128212349737372916731631021118902269"/>
       <w:r>
         <w:rPr>
           <w:lang w:val="en-US"/>
         </w:rPr>
         <w:t>testidookmark</w:t>
       </w:r>
-      <w:bookmarkEnd w:id="80716598190710763479652644399954899514"/>
+      <w:bookmarkEnd w:id="133128212349737372916731631021118902269"/>
     </w:p>
     <w:p>
       <w:pPr>
@@ -95,23 +95,23 @@
         </w:rPr>
         <w:t/>
       </w:r>
-      <w:r w:rsidR="24A09F96216BBC8F672A43B6E804B960">
+      <w:r w:rsidR="4EDF3938F64BBA9651A8D93A15317583">
         <w:fldChar w:fldCharType="begin"/>
       </w:r>
-      <w:r w:rsidR="24A09F96216BBC8F672A43B6E804B960">
+      <w:r w:rsidR="4EDF3938F64BBA9651A8D93A15317583">
         <w:instrText xml:space="preserve"> REF testid \h </w:instrText>
       </w:r>
-      <w:r w:rsidR="24A09F96216BBC8F672A43B6E804B960">
+      <w:r w:rsidR="4EDF3938F64BBA9651A8D93A15317583">
         <w:fldChar w:fldCharType="separate"/>
       </w:r>
-      <w:r w:rsidR="24A09F96216BBC8F672A43B6E804B960">
+      <w:r w:rsidR="4EDF3938F64BBA9651A8D93A15317583">
         <w:rPr>
           <w:noProof/>
           <w:b w:val="on"/>
         </w:rPr>
         <w:t>testidref2</w:t>
       </w:r>
-      <w:r w:rsidR="24A09F96216BBC8F672A43B6E804B960">
+      <w:r w:rsidR="4EDF3938F64BBA9651A8D93A15317583">
         <w:fldChar w:fldCharType="end"/>
       </w:r>
     </w:p>

--- a/tests/org.obeonetwork.m2doc.tests/resources/template/withAsBookmarkRefCall/withAsBookmarkRefCall-expected-generation.docx
+++ b/tests/org.obeonetwork.m2doc.tests/resources/template/withAsBookmarkRefCall/withAsBookmarkRefCall-expected-generation.docx
@@ -42,23 +42,23 @@
         <w:t/>
       </w:r>
       <w:r/>
-      <w:r w:rsidR="24A09F96216BBC8F672A43B6E804B960">
+      <w:r w:rsidR="47FAE6C260D3BA575F035331A26B1383">
         <w:fldChar w:fldCharType="begin"/>
       </w:r>
-      <w:r w:rsidR="24A09F96216BBC8F672A43B6E804B960">
+      <w:r w:rsidR="47FAE6C260D3BA575F035331A26B1383">
         <w:instrText xml:space="preserve"> REF testid \h </w:instrText>
       </w:r>
-      <w:r w:rsidR="24A09F96216BBC8F672A43B6E804B960">
+      <w:r w:rsidR="47FAE6C260D3BA575F035331A26B1383">
         <w:fldChar w:fldCharType="separate"/>
       </w:r>
-      <w:r w:rsidR="24A09F96216BBC8F672A43B6E804B960">
+      <w:r w:rsidR="47FAE6C260D3BA575F035331A26B1383">
         <w:rPr>
           <w:noProof/>
           <w:b w:val="on"/>
         </w:rPr>
         <w:t>testidref1</w:t>
       </w:r>
-      <w:r w:rsidR="24A09F96216BBC8F672A43B6E804B960">
+      <w:r w:rsidR="47FAE6C260D3BA575F035331A26B1383">
         <w:fldChar w:fldCharType="end"/>
       </w:r>
     </w:p>
@@ -74,14 +74,14 @@
         </w:rPr>
         <w:t/>
       </w:r>
-      <w:bookmarkStart w:name="testid" w:id="80716598190710763479652644399954899514"/>
+      <w:bookmarkStart w:name="testid" w:id="149428199327491441137976031946456033399"/>
       <w:r>
         <w:rPr>
           <w:lang w:val="en-US"/>
         </w:rPr>
         <w:t>testidookmark</w:t>
       </w:r>
-      <w:bookmarkEnd w:id="80716598190710763479652644399954899514"/>
+      <w:bookmarkEnd w:id="149428199327491441137976031946456033399"/>
     </w:p>
     <w:p>
       <w:pPr>
@@ -95,23 +95,23 @@
         </w:rPr>
         <w:t/>
       </w:r>
-      <w:r w:rsidR="24A09F96216BBC8F672A43B6E804B960">
+      <w:r w:rsidR="47FAE6C260D3BA575F035331A26B1383">
         <w:fldChar w:fldCharType="begin"/>
       </w:r>
-      <w:r w:rsidR="24A09F96216BBC8F672A43B6E804B960">
+      <w:r w:rsidR="47FAE6C260D3BA575F035331A26B1383">
         <w:instrText xml:space="preserve"> REF testid \h </w:instrText>
       </w:r>
-      <w:r w:rsidR="24A09F96216BBC8F672A43B6E804B960">
+      <w:r w:rsidR="47FAE6C260D3BA575F035331A26B1383">
         <w:fldChar w:fldCharType="separate"/>
       </w:r>
-      <w:r w:rsidR="24A09F96216BBC8F672A43B6E804B960">
+      <w:r w:rsidR="47FAE6C260D3BA575F035331A26B1383">
         <w:rPr>
           <w:noProof/>
           <w:b w:val="on"/>
         </w:rPr>
         <w:t>testidref2</w:t>
       </w:r>
-      <w:r w:rsidR="24A09F96216BBC8F672A43B6E804B960">
+      <w:r w:rsidR="47FAE6C260D3BA575F035331A26B1383">
         <w:fldChar w:fldCharType="end"/>
       </w:r>
     </w:p>
